--- a/Инфокоммуникационные системы и сети/Лабы/Лабораторная работа #8/Лабораторная работа #8.docx
+++ b/Инфокоммуникационные системы и сети/Лабы/Лабораторная работа #8/Лабораторная работа #8.docx
@@ -245,9 +245,6 @@
       <w:pPr>
         <w:pStyle w:val="a5"/>
         <w:ind w:firstLine="0"/>
-        <w:rPr>
-          <w:lang w:val="en-US"/>
-        </w:rPr>
       </w:pPr>
     </w:p>
     <w:p>
@@ -261,12 +258,13 @@
       </w:pPr>
       <w:r>
         <w:rPr>
+          <w:noProof/>
           <w:lang w:val="en-US"/>
         </w:rPr>
         <w:drawing>
-          <wp:inline distT="0" distB="0" distL="0" distR="0" wp14:anchorId="5B66123E" wp14:editId="1335F35F">
-            <wp:extent cx="5940425" cy="2656840"/>
-            <wp:effectExtent l="0" t="0" r="3175" b="0"/>
+          <wp:inline distT="0" distB="0" distL="0" distR="0" wp14:anchorId="5B66123E" wp14:editId="316BDA0E">
+            <wp:extent cx="4524375" cy="2023515"/>
+            <wp:effectExtent l="0" t="0" r="0" b="0"/>
             <wp:docPr id="635329800" name="Рисунок 1"/>
             <wp:cNvGraphicFramePr>
               <a:graphicFrameLocks xmlns:a="http://schemas.openxmlformats.org/drawingml/2006/main" noChangeAspect="1"/>
@@ -287,7 +285,7 @@
                   <pic:spPr>
                     <a:xfrm>
                       <a:off x="0" y="0"/>
-                      <a:ext cx="5940425" cy="2656840"/>
+                      <a:ext cx="4539180" cy="2030136"/>
                     </a:xfrm>
                     <a:prstGeom prst="rect">
                       <a:avLst/>
@@ -320,17 +318,11 @@
       <w:pPr>
         <w:pStyle w:val="a5"/>
         <w:ind w:firstLine="0"/>
-        <w:rPr>
-          <w:lang w:val="en-US"/>
-        </w:rPr>
       </w:pPr>
       <w:r>
         <w:t>Листинг</w:t>
       </w:r>
       <w:r>
-        <w:rPr>
-          <w:lang w:val="en-US"/>
-        </w:rPr>
         <w:t xml:space="preserve"> 1 – </w:t>
       </w:r>
       <w:proofErr w:type="spellStart"/>
@@ -342,9 +334,6 @@
       </w:r>
       <w:proofErr w:type="spellEnd"/>
       <w:r>
-        <w:rPr>
-          <w:lang w:val="en-US"/>
-        </w:rPr>
         <w:t xml:space="preserve"> </w:t>
       </w:r>
       <w:r>
@@ -354,50 +343,374 @@
         <w:t>route</w:t>
       </w:r>
       <w:r>
-        <w:rPr>
-          <w:lang w:val="en-US"/>
-        </w:rPr>
         <w:t xml:space="preserve"> </w:t>
       </w:r>
       <w:r>
         <w:t>для</w:t>
       </w:r>
       <w:r>
-        <w:rPr>
-          <w:lang w:val="en-US"/>
-        </w:rPr>
         <w:t xml:space="preserve"> </w:t>
       </w:r>
-      <w:r>
-        <w:rPr>
-          <w:lang w:val="en-US"/>
-        </w:rPr>
-        <w:t>sw1</w:t>
-      </w:r>
-    </w:p>
-    <w:p>
-      <w:pPr>
-        <w:pStyle w:val="a5"/>
-        <w:ind w:firstLine="0"/>
-        <w:rPr>
-          <w:lang w:val="en-US"/>
-        </w:rPr>
-      </w:pPr>
-      <w:r>
-        <w:rPr>
-          <w:lang w:val="en-US"/>
-        </w:rPr>
-        <w:t xml:space="preserve">sw1#sh </w:t>
-      </w:r>
       <w:proofErr w:type="spellStart"/>
       <w:r>
         <w:rPr>
           <w:lang w:val="en-US"/>
         </w:rPr>
+        <w:t>sw</w:t>
+      </w:r>
+      <w:proofErr w:type="spellEnd"/>
+      <w:r>
+        <w:t>1</w:t>
+      </w:r>
+    </w:p>
+    <w:p>
+      <w:pPr>
+        <w:pStyle w:val="a5"/>
+        <w:ind w:firstLine="0"/>
+      </w:pPr>
+      <w:proofErr w:type="spellStart"/>
+      <w:r>
+        <w:rPr>
+          <w:lang w:val="en-US"/>
+        </w:rPr>
+        <w:t>sw</w:t>
+      </w:r>
+      <w:proofErr w:type="spellEnd"/>
+      <w:r>
+        <w:t>1#</w:t>
+      </w:r>
+      <w:proofErr w:type="spellStart"/>
+      <w:r>
+        <w:rPr>
+          <w:lang w:val="en-US"/>
+        </w:rPr>
+        <w:t>sh</w:t>
+      </w:r>
+      <w:proofErr w:type="spellEnd"/>
+      <w:r>
+        <w:t xml:space="preserve"> </w:t>
+      </w:r>
+      <w:proofErr w:type="spellStart"/>
+      <w:r>
+        <w:rPr>
+          <w:lang w:val="en-US"/>
+        </w:rPr>
         <w:t>ip</w:t>
       </w:r>
       <w:proofErr w:type="spellEnd"/>
       <w:r>
+        <w:t xml:space="preserve"> </w:t>
+      </w:r>
+      <w:r>
+        <w:rPr>
+          <w:lang w:val="en-US"/>
+        </w:rPr>
+        <w:t>route</w:t>
+      </w:r>
+    </w:p>
+    <w:p>
+      <w:pPr>
+        <w:pStyle w:val="a5"/>
+        <w:ind w:firstLine="0"/>
+        <w:rPr>
+          <w:lang w:val="en-US"/>
+        </w:rPr>
+      </w:pPr>
+      <w:r>
+        <w:rPr>
+          <w:lang w:val="en-US"/>
+        </w:rPr>
+        <w:t>Codes: C - connected, S - static, I - IGRP, R - RIP, M - mobile, B - BGP</w:t>
+      </w:r>
+    </w:p>
+    <w:p>
+      <w:pPr>
+        <w:pStyle w:val="a5"/>
+        <w:ind w:firstLine="0"/>
+        <w:rPr>
+          <w:lang w:val="en-US"/>
+        </w:rPr>
+      </w:pPr>
+      <w:r>
+        <w:rPr>
+          <w:lang w:val="en-US"/>
+        </w:rPr>
+        <w:t>D - EIGRP, EX - EIGRP external, O - OSPF, IA - OSPF inter area</w:t>
+      </w:r>
+    </w:p>
+    <w:p>
+      <w:pPr>
+        <w:pStyle w:val="a5"/>
+        <w:ind w:firstLine="0"/>
+        <w:rPr>
+          <w:lang w:val="en-US"/>
+        </w:rPr>
+      </w:pPr>
+      <w:r>
+        <w:rPr>
+          <w:lang w:val="en-US"/>
+        </w:rPr>
+        <w:t>N1 - OSPF NSSA external type 1, N2 - OSPF NSSA external type 2</w:t>
+      </w:r>
+    </w:p>
+    <w:p>
+      <w:pPr>
+        <w:pStyle w:val="a5"/>
+        <w:ind w:firstLine="0"/>
+        <w:rPr>
+          <w:lang w:val="en-US"/>
+        </w:rPr>
+      </w:pPr>
+      <w:r>
+        <w:rPr>
+          <w:lang w:val="en-US"/>
+        </w:rPr>
+        <w:t>E1 - OSPF external type 1, E2 - OSPF external type 2, E - EGP</w:t>
+      </w:r>
+    </w:p>
+    <w:p>
+      <w:pPr>
+        <w:pStyle w:val="a5"/>
+        <w:ind w:firstLine="0"/>
+        <w:rPr>
+          <w:lang w:val="en-US"/>
+        </w:rPr>
+      </w:pPr>
+      <w:proofErr w:type="spellStart"/>
+      <w:r>
+        <w:rPr>
+          <w:lang w:val="en-US"/>
+        </w:rPr>
+        <w:t>i</w:t>
+      </w:r>
+      <w:proofErr w:type="spellEnd"/>
+      <w:r>
+        <w:rPr>
+          <w:lang w:val="en-US"/>
+        </w:rPr>
+        <w:t xml:space="preserve"> - IS-IS, L1 - IS-IS level-1, L2 - IS-IS level-2, </w:t>
+      </w:r>
+      <w:proofErr w:type="spellStart"/>
+      <w:r>
+        <w:rPr>
+          <w:lang w:val="en-US"/>
+        </w:rPr>
+        <w:t>ia</w:t>
+      </w:r>
+      <w:proofErr w:type="spellEnd"/>
+      <w:r>
+        <w:rPr>
+          <w:lang w:val="en-US"/>
+        </w:rPr>
+        <w:t xml:space="preserve"> - IS-IS inter area</w:t>
+      </w:r>
+    </w:p>
+    <w:p>
+      <w:pPr>
+        <w:pStyle w:val="a5"/>
+        <w:ind w:firstLine="0"/>
+        <w:rPr>
+          <w:lang w:val="en-US"/>
+        </w:rPr>
+      </w:pPr>
+      <w:r>
+        <w:rPr>
+          <w:lang w:val="en-US"/>
+        </w:rPr>
+        <w:t>* - candidate default, U - per-user static route, o - ODR</w:t>
+      </w:r>
+    </w:p>
+    <w:p>
+      <w:pPr>
+        <w:pStyle w:val="a5"/>
+        <w:ind w:firstLine="0"/>
+        <w:rPr>
+          <w:lang w:val="en-US"/>
+        </w:rPr>
+      </w:pPr>
+      <w:r>
+        <w:rPr>
+          <w:lang w:val="en-US"/>
+        </w:rPr>
+        <w:t>P - periodic downloaded static route</w:t>
+      </w:r>
+    </w:p>
+    <w:p>
+      <w:pPr>
+        <w:pStyle w:val="a5"/>
+        <w:ind w:firstLine="0"/>
+        <w:rPr>
+          <w:lang w:val="en-US"/>
+        </w:rPr>
+      </w:pPr>
+    </w:p>
+    <w:p>
+      <w:pPr>
+        <w:pStyle w:val="a5"/>
+        <w:ind w:firstLine="0"/>
+        <w:rPr>
+          <w:lang w:val="en-US"/>
+        </w:rPr>
+      </w:pPr>
+      <w:r>
+        <w:rPr>
+          <w:lang w:val="en-US"/>
+        </w:rPr>
+        <w:t>Gateway of last resort is not set</w:t>
+      </w:r>
+    </w:p>
+    <w:p>
+      <w:pPr>
+        <w:pStyle w:val="a5"/>
+        <w:ind w:firstLine="0"/>
+        <w:rPr>
+          <w:lang w:val="en-US"/>
+        </w:rPr>
+      </w:pPr>
+    </w:p>
+    <w:p>
+      <w:pPr>
+        <w:pStyle w:val="a5"/>
+        <w:ind w:firstLine="0"/>
+        <w:rPr>
+          <w:lang w:val="en-US"/>
+        </w:rPr>
+      </w:pPr>
+      <w:r>
+        <w:rPr>
+          <w:lang w:val="en-US"/>
+        </w:rPr>
+        <w:t>C 10.0.0.0/8 is directly connected, FastEthernet0/1</w:t>
+      </w:r>
+    </w:p>
+    <w:p>
+      <w:pPr>
+        <w:pStyle w:val="a5"/>
+        <w:ind w:firstLine="0"/>
+        <w:rPr>
+          <w:lang w:val="en-US"/>
+        </w:rPr>
+      </w:pPr>
+      <w:r>
+        <w:rPr>
+          <w:lang w:val="en-US"/>
+        </w:rPr>
+        <w:t>S 172.16.0.0/16 [1/0] via 192.168.7.2</w:t>
+      </w:r>
+    </w:p>
+    <w:p>
+      <w:pPr>
+        <w:pStyle w:val="a5"/>
+        <w:ind w:firstLine="0"/>
+        <w:rPr>
+          <w:lang w:val="en-US"/>
+        </w:rPr>
+      </w:pPr>
+      <w:r>
+        <w:rPr>
+          <w:lang w:val="en-US"/>
+        </w:rPr>
+        <w:t>C 192.168.7.0/24 is directly connected, Port-channel 2</w:t>
+      </w:r>
+    </w:p>
+    <w:p>
+      <w:pPr>
+        <w:pStyle w:val="a5"/>
+        <w:ind w:firstLine="0"/>
+        <w:rPr>
+          <w:lang w:val="en-US"/>
+        </w:rPr>
+      </w:pPr>
+    </w:p>
+    <w:p>
+      <w:pPr>
+        <w:pStyle w:val="a5"/>
+        <w:ind w:firstLine="0"/>
+        <w:rPr>
+          <w:lang w:val="en-US"/>
+        </w:rPr>
+      </w:pPr>
+      <w:r>
+        <w:lastRenderedPageBreak/>
+        <w:t>Листинг</w:t>
+      </w:r>
+      <w:r>
+        <w:rPr>
+          <w:lang w:val="en-US"/>
+        </w:rPr>
+        <w:t xml:space="preserve"> 2 – </w:t>
+      </w:r>
+      <w:proofErr w:type="spellStart"/>
+      <w:r>
+        <w:rPr>
+          <w:lang w:val="en-US"/>
+        </w:rPr>
+        <w:t>ip</w:t>
+      </w:r>
+      <w:proofErr w:type="spellEnd"/>
+      <w:r>
+        <w:rPr>
+          <w:lang w:val="en-US"/>
+        </w:rPr>
+        <w:t xml:space="preserve"> </w:t>
+      </w:r>
+      <w:r>
+        <w:rPr>
+          <w:lang w:val="en-US"/>
+        </w:rPr>
+        <w:t>route</w:t>
+      </w:r>
+      <w:r>
+        <w:rPr>
+          <w:lang w:val="en-US"/>
+        </w:rPr>
+        <w:t xml:space="preserve"> </w:t>
+      </w:r>
+      <w:r>
+        <w:t>для</w:t>
+      </w:r>
+      <w:r>
+        <w:rPr>
+          <w:lang w:val="en-US"/>
+        </w:rPr>
+        <w:t xml:space="preserve"> </w:t>
+      </w:r>
+      <w:r>
+        <w:rPr>
+          <w:lang w:val="en-US"/>
+        </w:rPr>
+        <w:t>sw</w:t>
+      </w:r>
+      <w:r>
+        <w:rPr>
+          <w:lang w:val="en-US"/>
+        </w:rPr>
+        <w:t>2</w:t>
+      </w:r>
+    </w:p>
+    <w:p>
+      <w:pPr>
+        <w:pStyle w:val="a5"/>
+        <w:ind w:firstLine="0"/>
+        <w:rPr>
+          <w:lang w:val="en-US"/>
+        </w:rPr>
+      </w:pPr>
+      <w:r>
+        <w:rPr>
+          <w:lang w:val="en-US"/>
+        </w:rPr>
+        <w:t xml:space="preserve">sw2#sh </w:t>
+      </w:r>
+      <w:proofErr w:type="spellStart"/>
+      <w:r>
+        <w:rPr>
+          <w:lang w:val="en-US"/>
+        </w:rPr>
+        <w:t>ip</w:t>
+      </w:r>
+      <w:proofErr w:type="spellEnd"/>
+      <w:r>
         <w:rPr>
           <w:lang w:val="en-US"/>
         </w:rPr>
@@ -576,23 +889,22 @@
         <w:rPr>
           <w:lang w:val="en-US"/>
         </w:rPr>
-        <w:t>C 10.0.0.0/8 is directly connected, FastEthernet0/1</w:t>
-      </w:r>
-    </w:p>
-    <w:p>
-      <w:pPr>
-        <w:pStyle w:val="a5"/>
-        <w:ind w:firstLine="0"/>
-        <w:rPr>
-          <w:lang w:val="en-US"/>
-        </w:rPr>
-      </w:pPr>
-      <w:r>
-        <w:rPr>
-          <w:lang w:val="en-US"/>
-        </w:rPr>
-        <w:lastRenderedPageBreak/>
-        <w:t>S 172.16.0.0/16 [1/0] via 192.168.7.2</w:t>
+        <w:t>S 10.0.0.0/8 [1/0] via 192.168.7.1</w:t>
+      </w:r>
+    </w:p>
+    <w:p>
+      <w:pPr>
+        <w:pStyle w:val="a5"/>
+        <w:ind w:firstLine="0"/>
+        <w:rPr>
+          <w:lang w:val="en-US"/>
+        </w:rPr>
+      </w:pPr>
+      <w:r>
+        <w:rPr>
+          <w:lang w:val="en-US"/>
+        </w:rPr>
+        <w:t>C 172.16.0.0/16 is directly connected, FastEthernet0/1</w:t>
       </w:r>
     </w:p>
     <w:p>
@@ -614,301 +926,6 @@
       <w:pPr>
         <w:pStyle w:val="a5"/>
         <w:ind w:firstLine="0"/>
-      </w:pPr>
-    </w:p>
-    <w:p>
-      <w:pPr>
-        <w:pStyle w:val="a5"/>
-        <w:ind w:firstLine="0"/>
-      </w:pPr>
-      <w:r>
-        <w:t>Листинг</w:t>
-      </w:r>
-      <w:r>
-        <w:t xml:space="preserve"> </w:t>
-      </w:r>
-      <w:r>
-        <w:t>2</w:t>
-      </w:r>
-      <w:r>
-        <w:t xml:space="preserve"> – </w:t>
-      </w:r>
-      <w:proofErr w:type="spellStart"/>
-      <w:r>
-        <w:rPr>
-          <w:lang w:val="en-US"/>
-        </w:rPr>
-        <w:t>ip</w:t>
-      </w:r>
-      <w:proofErr w:type="spellEnd"/>
-      <w:r>
-        <w:t xml:space="preserve"> </w:t>
-      </w:r>
-      <w:r>
-        <w:rPr>
-          <w:lang w:val="en-US"/>
-        </w:rPr>
-        <w:t>route</w:t>
-      </w:r>
-      <w:r>
-        <w:t xml:space="preserve"> </w:t>
-      </w:r>
-      <w:r>
-        <w:t>для</w:t>
-      </w:r>
-      <w:r>
-        <w:t xml:space="preserve"> </w:t>
-      </w:r>
-      <w:proofErr w:type="spellStart"/>
-      <w:r>
-        <w:rPr>
-          <w:lang w:val="en-US"/>
-        </w:rPr>
-        <w:t>sw</w:t>
-      </w:r>
-      <w:proofErr w:type="spellEnd"/>
-      <w:r>
-        <w:t>2</w:t>
-      </w:r>
-    </w:p>
-    <w:p>
-      <w:pPr>
-        <w:pStyle w:val="a5"/>
-        <w:ind w:firstLine="0"/>
-        <w:rPr>
-          <w:lang w:val="en-US"/>
-        </w:rPr>
-      </w:pPr>
-      <w:r>
-        <w:rPr>
-          <w:lang w:val="en-US"/>
-        </w:rPr>
-        <w:t xml:space="preserve">sw2#sh </w:t>
-      </w:r>
-      <w:proofErr w:type="spellStart"/>
-      <w:r>
-        <w:rPr>
-          <w:lang w:val="en-US"/>
-        </w:rPr>
-        <w:t>ip</w:t>
-      </w:r>
-      <w:proofErr w:type="spellEnd"/>
-      <w:r>
-        <w:rPr>
-          <w:lang w:val="en-US"/>
-        </w:rPr>
-        <w:t xml:space="preserve"> route</w:t>
-      </w:r>
-    </w:p>
-    <w:p>
-      <w:pPr>
-        <w:pStyle w:val="a5"/>
-        <w:ind w:firstLine="0"/>
-        <w:rPr>
-          <w:lang w:val="en-US"/>
-        </w:rPr>
-      </w:pPr>
-      <w:r>
-        <w:rPr>
-          <w:lang w:val="en-US"/>
-        </w:rPr>
-        <w:t>Codes: C - connected, S - static, I - IGRP, R - RIP, M - mobile, B - BGP</w:t>
-      </w:r>
-    </w:p>
-    <w:p>
-      <w:pPr>
-        <w:pStyle w:val="a5"/>
-        <w:ind w:firstLine="0"/>
-        <w:rPr>
-          <w:lang w:val="en-US"/>
-        </w:rPr>
-      </w:pPr>
-      <w:r>
-        <w:rPr>
-          <w:lang w:val="en-US"/>
-        </w:rPr>
-        <w:t>D - EIGRP, EX - EIGRP external, O - OSPF, IA - OSPF inter area</w:t>
-      </w:r>
-    </w:p>
-    <w:p>
-      <w:pPr>
-        <w:pStyle w:val="a5"/>
-        <w:ind w:firstLine="0"/>
-        <w:rPr>
-          <w:lang w:val="en-US"/>
-        </w:rPr>
-      </w:pPr>
-      <w:r>
-        <w:rPr>
-          <w:lang w:val="en-US"/>
-        </w:rPr>
-        <w:t>N1 - OSPF NSSA external type 1, N2 - OSPF NSSA external type 2</w:t>
-      </w:r>
-    </w:p>
-    <w:p>
-      <w:pPr>
-        <w:pStyle w:val="a5"/>
-        <w:ind w:firstLine="0"/>
-        <w:rPr>
-          <w:lang w:val="en-US"/>
-        </w:rPr>
-      </w:pPr>
-      <w:r>
-        <w:rPr>
-          <w:lang w:val="en-US"/>
-        </w:rPr>
-        <w:t>E1 - OSPF external type 1, E2 - OSPF external type 2, E - EGP</w:t>
-      </w:r>
-    </w:p>
-    <w:p>
-      <w:pPr>
-        <w:pStyle w:val="a5"/>
-        <w:ind w:firstLine="0"/>
-        <w:rPr>
-          <w:lang w:val="en-US"/>
-        </w:rPr>
-      </w:pPr>
-      <w:proofErr w:type="spellStart"/>
-      <w:r>
-        <w:rPr>
-          <w:lang w:val="en-US"/>
-        </w:rPr>
-        <w:t>i</w:t>
-      </w:r>
-      <w:proofErr w:type="spellEnd"/>
-      <w:r>
-        <w:rPr>
-          <w:lang w:val="en-US"/>
-        </w:rPr>
-        <w:t xml:space="preserve"> - IS-IS, L1 - IS-IS level-1, L2 - IS-IS level-2, </w:t>
-      </w:r>
-      <w:proofErr w:type="spellStart"/>
-      <w:r>
-        <w:rPr>
-          <w:lang w:val="en-US"/>
-        </w:rPr>
-        <w:t>ia</w:t>
-      </w:r>
-      <w:proofErr w:type="spellEnd"/>
-      <w:r>
-        <w:rPr>
-          <w:lang w:val="en-US"/>
-        </w:rPr>
-        <w:t xml:space="preserve"> - IS-IS inter area</w:t>
-      </w:r>
-    </w:p>
-    <w:p>
-      <w:pPr>
-        <w:pStyle w:val="a5"/>
-        <w:ind w:firstLine="0"/>
-        <w:rPr>
-          <w:lang w:val="en-US"/>
-        </w:rPr>
-      </w:pPr>
-      <w:r>
-        <w:rPr>
-          <w:lang w:val="en-US"/>
-        </w:rPr>
-        <w:t>* - candidate default, U - per-user static route, o - ODR</w:t>
-      </w:r>
-    </w:p>
-    <w:p>
-      <w:pPr>
-        <w:pStyle w:val="a5"/>
-        <w:ind w:firstLine="0"/>
-        <w:rPr>
-          <w:lang w:val="en-US"/>
-        </w:rPr>
-      </w:pPr>
-      <w:r>
-        <w:rPr>
-          <w:lang w:val="en-US"/>
-        </w:rPr>
-        <w:t>P - periodic downloaded static route</w:t>
-      </w:r>
-    </w:p>
-    <w:p>
-      <w:pPr>
-        <w:pStyle w:val="a5"/>
-        <w:ind w:firstLine="0"/>
-        <w:rPr>
-          <w:lang w:val="en-US"/>
-        </w:rPr>
-      </w:pPr>
-    </w:p>
-    <w:p>
-      <w:pPr>
-        <w:pStyle w:val="a5"/>
-        <w:ind w:firstLine="0"/>
-        <w:rPr>
-          <w:lang w:val="en-US"/>
-        </w:rPr>
-      </w:pPr>
-      <w:r>
-        <w:rPr>
-          <w:lang w:val="en-US"/>
-        </w:rPr>
-        <w:t>Gateway of last resort is not set</w:t>
-      </w:r>
-    </w:p>
-    <w:p>
-      <w:pPr>
-        <w:pStyle w:val="a5"/>
-        <w:ind w:firstLine="0"/>
-        <w:rPr>
-          <w:lang w:val="en-US"/>
-        </w:rPr>
-      </w:pPr>
-    </w:p>
-    <w:p>
-      <w:pPr>
-        <w:pStyle w:val="a5"/>
-        <w:ind w:firstLine="0"/>
-        <w:rPr>
-          <w:lang w:val="en-US"/>
-        </w:rPr>
-      </w:pPr>
-      <w:r>
-        <w:rPr>
-          <w:lang w:val="en-US"/>
-        </w:rPr>
-        <w:t>S 10.0.0.0/8 [1/0] via 192.168.7.1</w:t>
-      </w:r>
-    </w:p>
-    <w:p>
-      <w:pPr>
-        <w:pStyle w:val="a5"/>
-        <w:ind w:firstLine="0"/>
-        <w:rPr>
-          <w:lang w:val="en-US"/>
-        </w:rPr>
-      </w:pPr>
-      <w:r>
-        <w:rPr>
-          <w:lang w:val="en-US"/>
-        </w:rPr>
-        <w:t>C 172.16.0.0/16 is directly connected, FastEthernet0/1</w:t>
-      </w:r>
-    </w:p>
-    <w:p>
-      <w:pPr>
-        <w:pStyle w:val="a5"/>
-        <w:ind w:firstLine="0"/>
-        <w:rPr>
-          <w:lang w:val="en-US"/>
-        </w:rPr>
-      </w:pPr>
-      <w:r>
-        <w:rPr>
-          <w:lang w:val="en-US"/>
-        </w:rPr>
-        <w:t>C 192.168.7.0/24 is directly connected, Port-channel 2</w:t>
-      </w:r>
-    </w:p>
-    <w:p>
-      <w:pPr>
-        <w:pStyle w:val="a5"/>
-        <w:ind w:firstLine="0"/>
         <w:rPr>
           <w:lang w:val="en-US"/>
         </w:rPr>
@@ -952,6 +969,78 @@
     <w:p>
       <w:pPr>
         <w:pStyle w:val="a5"/>
+        <w:ind w:firstLine="0"/>
+      </w:pPr>
+    </w:p>
+    <w:p>
+      <w:pPr>
+        <w:pStyle w:val="a5"/>
+        <w:ind w:firstLine="0"/>
+        <w:jc w:val="center"/>
+        <w:rPr>
+          <w:lang w:val="en-US"/>
+        </w:rPr>
+      </w:pPr>
+      <w:r>
+        <w:rPr>
+          <w:lang w:val="en-US"/>
+        </w:rPr>
+        <w:drawing>
+          <wp:inline distT="0" distB="0" distL="0" distR="0" wp14:anchorId="4609D36B" wp14:editId="41F4E9F0">
+            <wp:extent cx="3524250" cy="3470002"/>
+            <wp:effectExtent l="0" t="0" r="0" b="0"/>
+            <wp:docPr id="1100444536" name="Рисунок 1"/>
+            <wp:cNvGraphicFramePr>
+              <a:graphicFrameLocks xmlns:a="http://schemas.openxmlformats.org/drawingml/2006/main" noChangeAspect="1"/>
+            </wp:cNvGraphicFramePr>
+            <a:graphic xmlns:a="http://schemas.openxmlformats.org/drawingml/2006/main">
+              <a:graphicData uri="http://schemas.openxmlformats.org/drawingml/2006/picture">
+                <pic:pic xmlns:pic="http://schemas.openxmlformats.org/drawingml/2006/picture">
+                  <pic:nvPicPr>
+                    <pic:cNvPr id="1100444536" name=""/>
+                    <pic:cNvPicPr/>
+                  </pic:nvPicPr>
+                  <pic:blipFill>
+                    <a:blip r:embed="rId5"/>
+                    <a:stretch>
+                      <a:fillRect/>
+                    </a:stretch>
+                  </pic:blipFill>
+                  <pic:spPr>
+                    <a:xfrm>
+                      <a:off x="0" y="0"/>
+                      <a:ext cx="3532365" cy="3477992"/>
+                    </a:xfrm>
+                    <a:prstGeom prst="rect">
+                      <a:avLst/>
+                    </a:prstGeom>
+                  </pic:spPr>
+                </pic:pic>
+              </a:graphicData>
+            </a:graphic>
+          </wp:inline>
+        </w:drawing>
+      </w:r>
+    </w:p>
+    <w:p>
+      <w:pPr>
+        <w:pStyle w:val="a5"/>
+        <w:ind w:firstLine="0"/>
+        <w:jc w:val="center"/>
+      </w:pPr>
+      <w:r>
+        <w:t xml:space="preserve">Рисунок 2 – </w:t>
+      </w:r>
+      <w:r>
+        <w:t xml:space="preserve">схема фрагмента сети для </w:t>
+      </w:r>
+      <w:r>
+        <w:t>обеспечения маршрутизации между сетями</w:t>
+      </w:r>
+    </w:p>
+    <w:p>
+      <w:pPr>
+        <w:pStyle w:val="a5"/>
       </w:pPr>
     </w:p>
     <w:p>
@@ -971,7 +1060,7 @@
         <w:t>а</w:t>
       </w:r>
       <w:r>
-        <w:t xml:space="preserve"> сети (рисунок 4.3), сконфигуриров</w:t>
+        <w:t xml:space="preserve"> сети (рисунок 3), сконфигуриров</w:t>
       </w:r>
       <w:r>
         <w:t>ано</w:t>
@@ -989,6 +1078,79 @@
     <w:p>
       <w:pPr>
         <w:pStyle w:val="a5"/>
+        <w:ind w:firstLine="0"/>
+      </w:pPr>
+    </w:p>
+    <w:p>
+      <w:pPr>
+        <w:pStyle w:val="a5"/>
+        <w:ind w:firstLine="0"/>
+        <w:jc w:val="center"/>
+        <w:rPr>
+          <w:lang w:val="en-US"/>
+        </w:rPr>
+      </w:pPr>
+      <w:r>
+        <w:rPr>
+          <w:lang w:val="en-US"/>
+        </w:rPr>
+        <w:drawing>
+          <wp:inline distT="0" distB="0" distL="0" distR="0" wp14:anchorId="60A8704E" wp14:editId="4D933D6B">
+            <wp:extent cx="4238625" cy="3288049"/>
+            <wp:effectExtent l="0" t="0" r="0" b="7620"/>
+            <wp:docPr id="1778881069" name="Рисунок 1"/>
+            <wp:cNvGraphicFramePr>
+              <a:graphicFrameLocks xmlns:a="http://schemas.openxmlformats.org/drawingml/2006/main" noChangeAspect="1"/>
+            </wp:cNvGraphicFramePr>
+            <a:graphic xmlns:a="http://schemas.openxmlformats.org/drawingml/2006/main">
+              <a:graphicData uri="http://schemas.openxmlformats.org/drawingml/2006/picture">
+                <pic:pic xmlns:pic="http://schemas.openxmlformats.org/drawingml/2006/picture">
+                  <pic:nvPicPr>
+                    <pic:cNvPr id="1778881069" name=""/>
+                    <pic:cNvPicPr/>
+                  </pic:nvPicPr>
+                  <pic:blipFill>
+                    <a:blip r:embed="rId6"/>
+                    <a:stretch>
+                      <a:fillRect/>
+                    </a:stretch>
+                  </pic:blipFill>
+                  <pic:spPr>
+                    <a:xfrm>
+                      <a:off x="0" y="0"/>
+                      <a:ext cx="4245036" cy="3293022"/>
+                    </a:xfrm>
+                    <a:prstGeom prst="rect">
+                      <a:avLst/>
+                    </a:prstGeom>
+                  </pic:spPr>
+                </pic:pic>
+              </a:graphicData>
+            </a:graphic>
+          </wp:inline>
+        </w:drawing>
+      </w:r>
+    </w:p>
+    <w:p>
+      <w:pPr>
+        <w:pStyle w:val="a5"/>
+        <w:ind w:firstLine="0"/>
+        <w:jc w:val="center"/>
+      </w:pPr>
+      <w:r>
+        <w:t xml:space="preserve">Рисунок 3 – </w:t>
+      </w:r>
+      <w:r>
+        <w:t xml:space="preserve">схема фрагмента сети для </w:t>
+      </w:r>
+      <w:r>
+        <w:t>обеспечения маршрутизации между виртуальными сетями</w:t>
+      </w:r>
+    </w:p>
+    <w:p>
+      <w:pPr>
+        <w:pStyle w:val="a5"/>
+        <w:ind w:firstLine="0"/>
       </w:pPr>
     </w:p>
     <w:p>
@@ -1702,6 +1864,7 @@
   <w:style w:type="character" w:default="1" w:styleId="a0">
     <w:name w:val="Default Paragraph Font"/>
     <w:uiPriority w:val="1"/>
+    <w:semiHidden/>
     <w:unhideWhenUsed/>
   </w:style>
   <w:style w:type="table" w:default="1" w:styleId="a1">
